--- a/preview/docxs/54-product-builder.docx
+++ b/preview/docxs/54-product-builder.docx
@@ -987,7 +987,7 @@
               </w:rPr>
               <w:t xml:space="preserve">Demo: </w:t>
             </w:r>
-            <w:hyperlink w:history="1" r:id="rIdk4epsdvvi8lo6najk6wtb">
+            <w:hyperlink w:history="1" r:id="rIdi0sdcyafpduqkqaejsknr">
               <w:r>
                 <w:rPr>
                   <w:color w:val="0891b2"/>
@@ -1015,7 +1015,7 @@
               </w:rPr>
               <w:t xml:space="preserve">Code: </w:t>
             </w:r>
-            <w:hyperlink w:history="1" r:id="rIdwjv9-q-vg0qdxmhubbph1">
+            <w:hyperlink w:history="1" r:id="rIdijoz4n4_otxtstus5wgaf">
               <w:r>
                 <w:rPr>
                   <w:color w:val="0891b2"/>
@@ -1105,7 +1105,7 @@
               </w:rPr>
               <w:t xml:space="preserve">Demo: </w:t>
             </w:r>
-            <w:hyperlink w:history="1" r:id="rId9mddqalg5jbvdgja0z0sb">
+            <w:hyperlink w:history="1" r:id="rIdhsw4b6aspynuwjeatne-p">
               <w:r>
                 <w:rPr>
                   <w:color w:val="0891b2"/>
@@ -1435,7 +1435,7 @@
               </w:rPr>
               <w:t xml:space="preserve">Portfolio: </w:t>
             </w:r>
-            <w:hyperlink w:history="1" r:id="rId4rsw0p8gf09fbvgb0aeq9">
+            <w:hyperlink w:history="1" r:id="rIddcd9b9x9zcmqy4li1qwxf">
               <w:r>
                 <w:rPr>
                   <w:color w:val="0891b2"/>
